--- a/ТРРСПО/ПР-4 ТРРСПО.docx
+++ b/ТРРСПО/ПР-4 ТРРСПО.docx
@@ -1321,16 +1321,8 @@
               <w:rPr>
                 <w:sz w:val="24"/>
               </w:rPr>
-              <w:t xml:space="preserve">Тарасевич </w:t>
-            </w:r>
-            <w:proofErr w:type="gramStart"/>
-            <w:r>
-              <w:rPr>
-                <w:sz w:val="24"/>
-              </w:rPr>
-              <w:t>В.В.</w:t>
-            </w:r>
-            <w:proofErr w:type="gramEnd"/>
+              <w:t>Тарасевич В.В.</w:t>
+            </w:r>
           </w:p>
         </w:tc>
       </w:tr>
@@ -1614,14 +1606,12 @@
                 <w:sz w:val="24"/>
               </w:rPr>
             </w:pPr>
-            <w:proofErr w:type="spellStart"/>
             <w:r>
               <w:rPr>
                 <w:sz w:val="24"/>
               </w:rPr>
               <w:t>Мажайцев</w:t>
             </w:r>
-            <w:proofErr w:type="spellEnd"/>
             <w:r>
               <w:rPr>
                 <w:sz w:val="24"/>
@@ -2355,14 +2345,12 @@
       <w:r>
         <w:t xml:space="preserve">– </w:t>
       </w:r>
-      <w:proofErr w:type="spellStart"/>
       <w:r>
         <w:rPr>
           <w:lang w:val="en-US"/>
         </w:rPr>
         <w:t>Minikube</w:t>
       </w:r>
-      <w:proofErr w:type="spellEnd"/>
       <w:r>
         <w:t xml:space="preserve">, создать для него манифесты </w:t>
       </w:r>
@@ -2408,14 +2396,12 @@
       <w:r>
         <w:t xml:space="preserve">на основе созданных манифестов и развернуть приложение. В дашборде </w:t>
       </w:r>
-      <w:proofErr w:type="spellStart"/>
       <w:r>
         <w:rPr>
           <w:lang w:val="en-US"/>
         </w:rPr>
         <w:t>Minikube</w:t>
       </w:r>
-      <w:proofErr w:type="spellEnd"/>
       <w:r>
         <w:t xml:space="preserve"> </w:t>
       </w:r>
@@ -2430,14 +2416,12 @@
       <w:r>
         <w:t xml:space="preserve">Внедрение систем мониторинга – требуется развернуть в кластере </w:t>
       </w:r>
-      <w:proofErr w:type="spellStart"/>
       <w:r>
         <w:rPr>
           <w:lang w:val="en-US"/>
         </w:rPr>
         <w:t>Minikube</w:t>
       </w:r>
-      <w:proofErr w:type="spellEnd"/>
       <w:r>
         <w:t xml:space="preserve"> </w:t>
       </w:r>
@@ -2484,14 +2468,12 @@
       <w:r>
         <w:t xml:space="preserve">Прежде всего, для обеспечения непрерывной работы программы в кластере </w:t>
       </w:r>
-      <w:proofErr w:type="spellStart"/>
       <w:r>
         <w:rPr>
           <w:lang w:val="en-US"/>
         </w:rPr>
         <w:t>minikube</w:t>
       </w:r>
-      <w:proofErr w:type="spellEnd"/>
       <w:r>
         <w:t>, был создан отдельный докер-образ, который помимо разработанного ПО включает в себя скрипт для вызова программы в бесконечном цикле с различными параметрами. Скрипт представлен на рисунке 1.</w:t>
       </w:r>
@@ -2503,6 +2485,9 @@
         <w:jc w:val="center"/>
       </w:pPr>
       <w:r>
+        <w:rPr>
+          <w:noProof/>
+        </w:rPr>
         <w:drawing>
           <wp:inline distT="0" distB="0" distL="0" distR="0" wp14:anchorId="52A435DA" wp14:editId="08CE181F">
             <wp:extent cx="5940425" cy="2142490"/>
@@ -2560,28 +2545,24 @@
       <w:r>
         <w:t xml:space="preserve">движок </w:t>
       </w:r>
-      <w:proofErr w:type="spellStart"/>
       <w:r>
         <w:rPr>
           <w:lang w:val="en-US"/>
         </w:rPr>
         <w:t>minikube</w:t>
       </w:r>
-      <w:proofErr w:type="spellEnd"/>
       <w:r>
         <w:t xml:space="preserve"> </w:t>
       </w:r>
       <w:r>
         <w:t xml:space="preserve">и инструмент командной строки </w:t>
       </w:r>
-      <w:proofErr w:type="spellStart"/>
       <w:r>
         <w:rPr>
           <w:lang w:val="en-US"/>
         </w:rPr>
         <w:t>kubectl</w:t>
       </w:r>
-      <w:proofErr w:type="spellEnd"/>
       <w:r>
         <w:t xml:space="preserve"> </w:t>
       </w:r>
@@ -2638,6 +2619,9 @@
         <w:jc w:val="center"/>
       </w:pPr>
       <w:r>
+        <w:rPr>
+          <w:noProof/>
+        </w:rPr>
         <w:drawing>
           <wp:inline distT="0" distB="0" distL="0" distR="0" wp14:anchorId="70AAAF2B" wp14:editId="5F0EFEE7">
             <wp:extent cx="2695951" cy="2152950"/>
@@ -2680,21 +2664,16 @@
         <w:pStyle w:val="ac"/>
         <w:ind w:firstLine="0"/>
         <w:jc w:val="center"/>
-        <w:rPr>
-          <w:lang w:val="en-US"/>
-        </w:rPr>
       </w:pPr>
       <w:r>
         <w:t xml:space="preserve">Рисунок 2 – Рабочая директория с </w:t>
       </w:r>
-      <w:proofErr w:type="spellStart"/>
       <w:r>
         <w:rPr>
           <w:lang w:val="en-US"/>
         </w:rPr>
         <w:t>minikube</w:t>
       </w:r>
-      <w:proofErr w:type="spellEnd"/>
     </w:p>
     <w:p>
       <w:pPr>
@@ -2714,7 +2693,13 @@
         <w:t xml:space="preserve"> </w:t>
       </w:r>
       <w:r>
-        <w:t>был произведён тестовый деплой приложения в кластер. Результат представлен на рисунке 2.</w:t>
+        <w:t xml:space="preserve">был произведён тестовый деплой приложения в кластер. Результат представлен на рисунке </w:t>
+      </w:r>
+      <w:r>
+        <w:t>3</w:t>
+      </w:r>
+      <w:r>
+        <w:t>.</w:t>
       </w:r>
     </w:p>
     <w:p>
@@ -2724,6 +2709,9 @@
         <w:jc w:val="center"/>
       </w:pPr>
       <w:r>
+        <w:rPr>
+          <w:noProof/>
+        </w:rPr>
         <w:drawing>
           <wp:inline distT="0" distB="0" distL="0" distR="0" wp14:anchorId="7242F673" wp14:editId="1B48153F">
             <wp:extent cx="5940425" cy="1163320"/>
@@ -2784,14 +2772,12 @@
       <w:r>
         <w:t xml:space="preserve">Для проверки успешности деплоя, в веб-браузере был открыт дашборд </w:t>
       </w:r>
-      <w:proofErr w:type="spellStart"/>
       <w:r>
         <w:rPr>
           <w:lang w:val="en-US"/>
         </w:rPr>
         <w:t>minikube</w:t>
       </w:r>
-      <w:proofErr w:type="spellEnd"/>
       <w:r>
         <w:t>, что представлено на рисунке 4.</w:t>
       </w:r>
@@ -2803,6 +2789,9 @@
         <w:jc w:val="center"/>
       </w:pPr>
       <w:r>
+        <w:rPr>
+          <w:noProof/>
+        </w:rPr>
         <w:drawing>
           <wp:inline distT="0" distB="0" distL="0" distR="0" wp14:anchorId="03EF383C" wp14:editId="4E79C68A">
             <wp:extent cx="5940425" cy="2938780"/>
@@ -2849,14 +2838,12 @@
       <w:r>
         <w:t xml:space="preserve">Рисунок 4 – Дашборд </w:t>
       </w:r>
-      <w:proofErr w:type="spellStart"/>
       <w:r>
         <w:rPr>
           <w:lang w:val="en-US"/>
         </w:rPr>
         <w:t>minikube</w:t>
       </w:r>
-      <w:proofErr w:type="spellEnd"/>
     </w:p>
     <w:p>
       <w:pPr>
@@ -2865,14 +2852,12 @@
       <w:r>
         <w:t xml:space="preserve">Из рисунка 4 видно, что в </w:t>
       </w:r>
-      <w:proofErr w:type="spellStart"/>
       <w:r>
         <w:rPr>
           <w:lang w:val="en-US"/>
         </w:rPr>
         <w:t>minikube</w:t>
       </w:r>
-      <w:proofErr w:type="spellEnd"/>
       <w:r>
         <w:t xml:space="preserve"> </w:t>
       </w:r>
@@ -2887,6 +2872,9 @@
         <w:jc w:val="center"/>
       </w:pPr>
       <w:r>
+        <w:rPr>
+          <w:noProof/>
+        </w:rPr>
         <w:lastRenderedPageBreak/>
         <w:drawing>
           <wp:inline distT="0" distB="0" distL="0" distR="0" wp14:anchorId="429FFB48" wp14:editId="0E77DB3E">
@@ -2959,6 +2947,9 @@
         <w:jc w:val="center"/>
       </w:pPr>
       <w:r>
+        <w:rPr>
+          <w:noProof/>
+        </w:rPr>
         <w:drawing>
           <wp:inline distT="0" distB="0" distL="0" distR="0" wp14:anchorId="16A513E7" wp14:editId="1976D802">
             <wp:extent cx="5940425" cy="1810385"/>
@@ -3036,6 +3027,9 @@
         <w:jc w:val="center"/>
       </w:pPr>
       <w:r>
+        <w:rPr>
+          <w:noProof/>
+        </w:rPr>
         <w:lastRenderedPageBreak/>
         <w:drawing>
           <wp:inline distT="0" distB="0" distL="0" distR="0" wp14:anchorId="3EF2F2FC" wp14:editId="0959554A">
@@ -3106,25 +3100,21 @@
       <w:r>
         <w:t>-</w:t>
       </w:r>
-      <w:proofErr w:type="spellStart"/>
       <w:r>
         <w:rPr>
           <w:lang w:val="en-US"/>
         </w:rPr>
         <w:t>kube</w:t>
       </w:r>
-      <w:proofErr w:type="spellEnd"/>
       <w:r>
         <w:t>-</w:t>
       </w:r>
-      <w:proofErr w:type="spellStart"/>
       <w:r>
         <w:rPr>
           <w:lang w:val="en-US"/>
         </w:rPr>
         <w:t>prometheus</w:t>
       </w:r>
-      <w:proofErr w:type="spellEnd"/>
       <w:r>
         <w:t>-</w:t>
       </w:r>
@@ -3137,14 +3127,12 @@
       <w:r>
         <w:t>-</w:t>
       </w:r>
-      <w:proofErr w:type="spellStart"/>
       <w:r>
         <w:rPr>
           <w:lang w:val="en-US"/>
         </w:rPr>
         <w:t>prometheus</w:t>
       </w:r>
-      <w:proofErr w:type="spellEnd"/>
       <w:r>
         <w:t xml:space="preserve">, представляющий из себя главную панель с доступом к </w:t>
       </w:r>
@@ -3177,6 +3165,9 @@
         <w:jc w:val="center"/>
       </w:pPr>
       <w:r>
+        <w:rPr>
+          <w:noProof/>
+        </w:rPr>
         <w:drawing>
           <wp:inline distT="0" distB="0" distL="0" distR="0" wp14:anchorId="3DF83911" wp14:editId="78825A22">
             <wp:extent cx="5940425" cy="2433955"/>
@@ -3272,6 +3263,9 @@
         <w:jc w:val="center"/>
       </w:pPr>
       <w:r>
+        <w:rPr>
+          <w:noProof/>
+        </w:rPr>
         <w:lastRenderedPageBreak/>
         <w:drawing>
           <wp:inline distT="0" distB="0" distL="0" distR="0" wp14:anchorId="70A673BF" wp14:editId="229E1934">
@@ -3315,9 +3309,6 @@
         <w:pStyle w:val="ac"/>
         <w:ind w:firstLine="0"/>
         <w:jc w:val="center"/>
-        <w:rPr>
-          <w:lang w:val="en-US"/>
-        </w:rPr>
       </w:pPr>
       <w:r>
         <w:t xml:space="preserve">Рисунок 9 – Дашборд </w:t>
@@ -3332,9 +3323,6 @@
     <w:p>
       <w:pPr>
         <w:pStyle w:val="ac"/>
-        <w:rPr>
-          <w:lang w:val="en-US"/>
-        </w:rPr>
       </w:pPr>
     </w:p>
     <w:p>
@@ -3367,15 +3355,8 @@
         <w:pStyle w:val="ac"/>
       </w:pPr>
       <w:r>
-        <w:t xml:space="preserve">Ниже представлен листинг файла </w:t>
-      </w:r>
-      <w:proofErr w:type="spellStart"/>
-      <w:proofErr w:type="gramStart"/>
-      <w:r>
-        <w:t>deployment.yaml</w:t>
-      </w:r>
-      <w:proofErr w:type="spellEnd"/>
-      <w:proofErr w:type="gramEnd"/>
+        <w:t>Ниже представлен листинг файла deployment.yaml</w:t>
+      </w:r>
       <w:r>
         <w:t>.</w:t>
       </w:r>
@@ -3391,25 +3372,14 @@
           <w:lang w:val="en-US"/>
         </w:rPr>
       </w:pPr>
-      <w:proofErr w:type="spellStart"/>
-      <w:r>
-        <w:rPr>
-          <w:rFonts w:ascii="Courier New" w:hAnsi="Courier New" w:cs="Courier New"/>
-          <w:sz w:val="20"/>
-          <w:szCs w:val="20"/>
-          <w:lang w:val="en-US"/>
-        </w:rPr>
-        <w:t>apiVersion</w:t>
-      </w:r>
-      <w:proofErr w:type="spellEnd"/>
-      <w:r>
-        <w:rPr>
-          <w:rFonts w:ascii="Courier New" w:hAnsi="Courier New" w:cs="Courier New"/>
-          <w:sz w:val="20"/>
-          <w:szCs w:val="20"/>
-          <w:lang w:val="en-US"/>
-        </w:rPr>
-        <w:t>: apps/v1</w:t>
+      <w:r>
+        <w:rPr>
+          <w:rFonts w:ascii="Courier New" w:hAnsi="Courier New" w:cs="Courier New"/>
+          <w:sz w:val="20"/>
+          <w:szCs w:val="20"/>
+          <w:lang w:val="en-US"/>
+        </w:rPr>
+        <w:t>apiVersion: apps/v1</w:t>
       </w:r>
     </w:p>
     <w:p>
@@ -3472,47 +3442,7 @@
           <w:szCs w:val="20"/>
           <w:lang w:val="en-US"/>
         </w:rPr>
-        <w:t xml:space="preserve">  name: </w:t>
-      </w:r>
-      <w:proofErr w:type="gramStart"/>
-      <w:r>
-        <w:rPr>
-          <w:rFonts w:ascii="Courier New" w:hAnsi="Courier New" w:cs="Courier New"/>
-          <w:sz w:val="20"/>
-          <w:szCs w:val="20"/>
-          <w:lang w:val="en-US"/>
-        </w:rPr>
-        <w:t>{{ .</w:t>
-      </w:r>
-      <w:proofErr w:type="spellStart"/>
-      <w:r>
-        <w:rPr>
-          <w:rFonts w:ascii="Courier New" w:hAnsi="Courier New" w:cs="Courier New"/>
-          <w:sz w:val="20"/>
-          <w:szCs w:val="20"/>
-          <w:lang w:val="en-US"/>
-        </w:rPr>
-        <w:t>Release.Name</w:t>
-      </w:r>
-      <w:proofErr w:type="spellEnd"/>
-      <w:r>
-        <w:rPr>
-          <w:rFonts w:ascii="Courier New" w:hAnsi="Courier New" w:cs="Courier New"/>
-          <w:sz w:val="20"/>
-          <w:szCs w:val="20"/>
-          <w:lang w:val="en-US"/>
-        </w:rPr>
-        <w:t xml:space="preserve"> }}-</w:t>
-      </w:r>
-      <w:proofErr w:type="gramEnd"/>
-      <w:r>
-        <w:rPr>
-          <w:rFonts w:ascii="Courier New" w:hAnsi="Courier New" w:cs="Courier New"/>
-          <w:sz w:val="20"/>
-          <w:szCs w:val="20"/>
-          <w:lang w:val="en-US"/>
-        </w:rPr>
-        <w:t>deployment</w:t>
+        <w:t xml:space="preserve">  name: {{ .Release.Name }}-deployment</w:t>
       </w:r>
     </w:p>
     <w:p>
@@ -3554,47 +3484,7 @@
           <w:szCs w:val="20"/>
           <w:lang w:val="en-US"/>
         </w:rPr>
-        <w:t xml:space="preserve">    app: </w:t>
-      </w:r>
-      <w:proofErr w:type="gramStart"/>
-      <w:r>
-        <w:rPr>
-          <w:rFonts w:ascii="Courier New" w:hAnsi="Courier New" w:cs="Courier New"/>
-          <w:sz w:val="20"/>
-          <w:szCs w:val="20"/>
-          <w:lang w:val="en-US"/>
-        </w:rPr>
-        <w:t>{{ .</w:t>
-      </w:r>
-      <w:proofErr w:type="spellStart"/>
-      <w:r>
-        <w:rPr>
-          <w:rFonts w:ascii="Courier New" w:hAnsi="Courier New" w:cs="Courier New"/>
-          <w:sz w:val="20"/>
-          <w:szCs w:val="20"/>
-          <w:lang w:val="en-US"/>
-        </w:rPr>
-        <w:t>Release.Name</w:t>
-      </w:r>
-      <w:proofErr w:type="spellEnd"/>
-      <w:r>
-        <w:rPr>
-          <w:rFonts w:ascii="Courier New" w:hAnsi="Courier New" w:cs="Courier New"/>
-          <w:sz w:val="20"/>
-          <w:szCs w:val="20"/>
-          <w:lang w:val="en-US"/>
-        </w:rPr>
-        <w:t xml:space="preserve"> }</w:t>
-      </w:r>
-      <w:proofErr w:type="gramEnd"/>
-      <w:r>
-        <w:rPr>
-          <w:rFonts w:ascii="Courier New" w:hAnsi="Courier New" w:cs="Courier New"/>
-          <w:sz w:val="20"/>
-          <w:szCs w:val="20"/>
-          <w:lang w:val="en-US"/>
-        </w:rPr>
-        <w:t>}</w:t>
+        <w:t xml:space="preserve">    app: {{ .Release.Name }}</w:t>
       </w:r>
     </w:p>
     <w:p>
@@ -3636,47 +3526,7 @@
           <w:szCs w:val="20"/>
           <w:lang w:val="en-US"/>
         </w:rPr>
-        <w:t xml:space="preserve">  replicas: </w:t>
-      </w:r>
-      <w:proofErr w:type="gramStart"/>
-      <w:r>
-        <w:rPr>
-          <w:rFonts w:ascii="Courier New" w:hAnsi="Courier New" w:cs="Courier New"/>
-          <w:sz w:val="20"/>
-          <w:szCs w:val="20"/>
-          <w:lang w:val="en-US"/>
-        </w:rPr>
-        <w:t>{{ .</w:t>
-      </w:r>
-      <w:proofErr w:type="spellStart"/>
-      <w:r>
-        <w:rPr>
-          <w:rFonts w:ascii="Courier New" w:hAnsi="Courier New" w:cs="Courier New"/>
-          <w:sz w:val="20"/>
-          <w:szCs w:val="20"/>
-          <w:lang w:val="en-US"/>
-        </w:rPr>
-        <w:t>Values.replicaCount</w:t>
-      </w:r>
-      <w:proofErr w:type="spellEnd"/>
-      <w:r>
-        <w:rPr>
-          <w:rFonts w:ascii="Courier New" w:hAnsi="Courier New" w:cs="Courier New"/>
-          <w:sz w:val="20"/>
-          <w:szCs w:val="20"/>
-          <w:lang w:val="en-US"/>
-        </w:rPr>
-        <w:t xml:space="preserve"> }</w:t>
-      </w:r>
-      <w:proofErr w:type="gramEnd"/>
-      <w:r>
-        <w:rPr>
-          <w:rFonts w:ascii="Courier New" w:hAnsi="Courier New" w:cs="Courier New"/>
-          <w:sz w:val="20"/>
-          <w:szCs w:val="20"/>
-          <w:lang w:val="en-US"/>
-        </w:rPr>
-        <w:t>}</w:t>
+        <w:t xml:space="preserve">  replicas: {{ .Values.replicaCount }}</w:t>
       </w:r>
     </w:p>
     <w:p>
@@ -3718,88 +3568,28 @@
           <w:szCs w:val="20"/>
           <w:lang w:val="en-US"/>
         </w:rPr>
-        <w:t xml:space="preserve">    </w:t>
-      </w:r>
-      <w:proofErr w:type="spellStart"/>
-      <w:r>
-        <w:rPr>
-          <w:rFonts w:ascii="Courier New" w:hAnsi="Courier New" w:cs="Courier New"/>
-          <w:sz w:val="20"/>
-          <w:szCs w:val="20"/>
-          <w:lang w:val="en-US"/>
-        </w:rPr>
-        <w:t>matchLabels</w:t>
-      </w:r>
-      <w:proofErr w:type="spellEnd"/>
-      <w:r>
-        <w:rPr>
-          <w:rFonts w:ascii="Courier New" w:hAnsi="Courier New" w:cs="Courier New"/>
-          <w:sz w:val="20"/>
-          <w:szCs w:val="20"/>
-          <w:lang w:val="en-US"/>
-        </w:rPr>
-        <w:t>:</w:t>
-      </w:r>
-    </w:p>
-    <w:p>
-      <w:pPr>
-        <w:pStyle w:val="ac"/>
-        <w:spacing w:line="240" w:lineRule="auto"/>
-        <w:rPr>
-          <w:rFonts w:ascii="Courier New" w:hAnsi="Courier New" w:cs="Courier New"/>
-          <w:sz w:val="20"/>
-          <w:szCs w:val="20"/>
-          <w:lang w:val="en-US"/>
-        </w:rPr>
-      </w:pPr>
-      <w:r>
-        <w:rPr>
-          <w:rFonts w:ascii="Courier New" w:hAnsi="Courier New" w:cs="Courier New"/>
-          <w:sz w:val="20"/>
-          <w:szCs w:val="20"/>
-          <w:lang w:val="en-US"/>
-        </w:rPr>
-        <w:t xml:space="preserve">      app: </w:t>
-      </w:r>
-      <w:proofErr w:type="gramStart"/>
-      <w:r>
-        <w:rPr>
-          <w:rFonts w:ascii="Courier New" w:hAnsi="Courier New" w:cs="Courier New"/>
-          <w:sz w:val="20"/>
-          <w:szCs w:val="20"/>
-          <w:lang w:val="en-US"/>
-        </w:rPr>
-        <w:t>{{ .</w:t>
-      </w:r>
-      <w:proofErr w:type="spellStart"/>
-      <w:r>
-        <w:rPr>
-          <w:rFonts w:ascii="Courier New" w:hAnsi="Courier New" w:cs="Courier New"/>
-          <w:sz w:val="20"/>
-          <w:szCs w:val="20"/>
-          <w:lang w:val="en-US"/>
-        </w:rPr>
-        <w:t>Release.Name</w:t>
-      </w:r>
-      <w:proofErr w:type="spellEnd"/>
-      <w:r>
-        <w:rPr>
-          <w:rFonts w:ascii="Courier New" w:hAnsi="Courier New" w:cs="Courier New"/>
-          <w:sz w:val="20"/>
-          <w:szCs w:val="20"/>
-          <w:lang w:val="en-US"/>
-        </w:rPr>
-        <w:t xml:space="preserve"> }</w:t>
-      </w:r>
-      <w:proofErr w:type="gramEnd"/>
-      <w:r>
-        <w:rPr>
-          <w:rFonts w:ascii="Courier New" w:hAnsi="Courier New" w:cs="Courier New"/>
-          <w:sz w:val="20"/>
-          <w:szCs w:val="20"/>
-          <w:lang w:val="en-US"/>
-        </w:rPr>
-        <w:t>}</w:t>
+        <w:t xml:space="preserve">    matchLabels:</w:t>
+      </w:r>
+    </w:p>
+    <w:p>
+      <w:pPr>
+        <w:pStyle w:val="ac"/>
+        <w:spacing w:line="240" w:lineRule="auto"/>
+        <w:rPr>
+          <w:rFonts w:ascii="Courier New" w:hAnsi="Courier New" w:cs="Courier New"/>
+          <w:sz w:val="20"/>
+          <w:szCs w:val="20"/>
+          <w:lang w:val="en-US"/>
+        </w:rPr>
+      </w:pPr>
+      <w:r>
+        <w:rPr>
+          <w:rFonts w:ascii="Courier New" w:hAnsi="Courier New" w:cs="Courier New"/>
+          <w:sz w:val="20"/>
+          <w:szCs w:val="20"/>
+          <w:lang w:val="en-US"/>
+        </w:rPr>
+        <w:t xml:space="preserve">      app: {{ .Release.Name }}</w:t>
       </w:r>
     </w:p>
     <w:p>
@@ -3883,47 +3673,7 @@
           <w:szCs w:val="20"/>
           <w:lang w:val="en-US"/>
         </w:rPr>
-        <w:t xml:space="preserve">        app: </w:t>
-      </w:r>
-      <w:proofErr w:type="gramStart"/>
-      <w:r>
-        <w:rPr>
-          <w:rFonts w:ascii="Courier New" w:hAnsi="Courier New" w:cs="Courier New"/>
-          <w:sz w:val="20"/>
-          <w:szCs w:val="20"/>
-          <w:lang w:val="en-US"/>
-        </w:rPr>
-        <w:t>{{ .</w:t>
-      </w:r>
-      <w:proofErr w:type="spellStart"/>
-      <w:r>
-        <w:rPr>
-          <w:rFonts w:ascii="Courier New" w:hAnsi="Courier New" w:cs="Courier New"/>
-          <w:sz w:val="20"/>
-          <w:szCs w:val="20"/>
-          <w:lang w:val="en-US"/>
-        </w:rPr>
-        <w:t>Release.Name</w:t>
-      </w:r>
-      <w:proofErr w:type="spellEnd"/>
-      <w:r>
-        <w:rPr>
-          <w:rFonts w:ascii="Courier New" w:hAnsi="Courier New" w:cs="Courier New"/>
-          <w:sz w:val="20"/>
-          <w:szCs w:val="20"/>
-          <w:lang w:val="en-US"/>
-        </w:rPr>
-        <w:t xml:space="preserve"> }</w:t>
-      </w:r>
-      <w:proofErr w:type="gramEnd"/>
-      <w:r>
-        <w:rPr>
-          <w:rFonts w:ascii="Courier New" w:hAnsi="Courier New" w:cs="Courier New"/>
-          <w:sz w:val="20"/>
-          <w:szCs w:val="20"/>
-          <w:lang w:val="en-US"/>
-        </w:rPr>
-        <w:t>}</w:t>
+        <w:t xml:space="preserve">        app: {{ .Release.Name }}</w:t>
       </w:r>
     </w:p>
     <w:p>
@@ -3986,99 +3736,28 @@
           <w:szCs w:val="20"/>
           <w:lang w:val="en-US"/>
         </w:rPr>
-        <w:t xml:space="preserve">      - name: </w:t>
-      </w:r>
-      <w:proofErr w:type="gramStart"/>
-      <w:r>
-        <w:rPr>
-          <w:rFonts w:ascii="Courier New" w:hAnsi="Courier New" w:cs="Courier New"/>
-          <w:sz w:val="20"/>
-          <w:szCs w:val="20"/>
-          <w:lang w:val="en-US"/>
-        </w:rPr>
-        <w:t>{{ .</w:t>
-      </w:r>
-      <w:proofErr w:type="spellStart"/>
-      <w:r>
-        <w:rPr>
-          <w:rFonts w:ascii="Courier New" w:hAnsi="Courier New" w:cs="Courier New"/>
-          <w:sz w:val="20"/>
-          <w:szCs w:val="20"/>
-          <w:lang w:val="en-US"/>
-        </w:rPr>
-        <w:t>Release.Name</w:t>
-      </w:r>
-      <w:proofErr w:type="spellEnd"/>
-      <w:r>
-        <w:rPr>
-          <w:rFonts w:ascii="Courier New" w:hAnsi="Courier New" w:cs="Courier New"/>
-          <w:sz w:val="20"/>
-          <w:szCs w:val="20"/>
-          <w:lang w:val="en-US"/>
-        </w:rPr>
-        <w:t xml:space="preserve"> }}-</w:t>
-      </w:r>
-      <w:proofErr w:type="gramEnd"/>
-      <w:r>
-        <w:rPr>
-          <w:rFonts w:ascii="Courier New" w:hAnsi="Courier New" w:cs="Courier New"/>
-          <w:sz w:val="20"/>
-          <w:szCs w:val="20"/>
-          <w:lang w:val="en-US"/>
-        </w:rPr>
-        <w:t>container</w:t>
-      </w:r>
-    </w:p>
-    <w:p>
-      <w:pPr>
-        <w:pStyle w:val="ac"/>
-        <w:spacing w:line="240" w:lineRule="auto"/>
-        <w:rPr>
-          <w:rFonts w:ascii="Courier New" w:hAnsi="Courier New" w:cs="Courier New"/>
-          <w:sz w:val="20"/>
-          <w:szCs w:val="20"/>
-          <w:lang w:val="en-US"/>
-        </w:rPr>
-      </w:pPr>
-      <w:r>
-        <w:rPr>
-          <w:rFonts w:ascii="Courier New" w:hAnsi="Courier New" w:cs="Courier New"/>
-          <w:sz w:val="20"/>
-          <w:szCs w:val="20"/>
-          <w:lang w:val="en-US"/>
-        </w:rPr>
-        <w:t xml:space="preserve">        image: </w:t>
-      </w:r>
-      <w:proofErr w:type="gramStart"/>
-      <w:r>
-        <w:rPr>
-          <w:rFonts w:ascii="Courier New" w:hAnsi="Courier New" w:cs="Courier New"/>
-          <w:sz w:val="20"/>
-          <w:szCs w:val="20"/>
-          <w:lang w:val="en-US"/>
-        </w:rPr>
-        <w:t>{{ .Values.image.name }}:{{ .</w:t>
-      </w:r>
-      <w:proofErr w:type="spellStart"/>
-      <w:proofErr w:type="gramEnd"/>
-      <w:r>
-        <w:rPr>
-          <w:rFonts w:ascii="Courier New" w:hAnsi="Courier New" w:cs="Courier New"/>
-          <w:sz w:val="20"/>
-          <w:szCs w:val="20"/>
-          <w:lang w:val="en-US"/>
-        </w:rPr>
-        <w:t>Values.image.tag</w:t>
-      </w:r>
-      <w:proofErr w:type="spellEnd"/>
-      <w:r>
-        <w:rPr>
-          <w:rFonts w:ascii="Courier New" w:hAnsi="Courier New" w:cs="Courier New"/>
-          <w:sz w:val="20"/>
-          <w:szCs w:val="20"/>
-          <w:lang w:val="en-US"/>
-        </w:rPr>
-        <w:t xml:space="preserve"> }}</w:t>
+        <w:t xml:space="preserve">      - name: {{ .Release.Name }}-container</w:t>
+      </w:r>
+    </w:p>
+    <w:p>
+      <w:pPr>
+        <w:pStyle w:val="ac"/>
+        <w:spacing w:line="240" w:lineRule="auto"/>
+        <w:rPr>
+          <w:rFonts w:ascii="Courier New" w:hAnsi="Courier New" w:cs="Courier New"/>
+          <w:sz w:val="20"/>
+          <w:szCs w:val="20"/>
+          <w:lang w:val="en-US"/>
+        </w:rPr>
+      </w:pPr>
+      <w:r>
+        <w:rPr>
+          <w:rFonts w:ascii="Courier New" w:hAnsi="Courier New" w:cs="Courier New"/>
+          <w:sz w:val="20"/>
+          <w:szCs w:val="20"/>
+          <w:lang w:val="en-US"/>
+        </w:rPr>
+        <w:t xml:space="preserve">        image: {{ .Values.image.name }}:{{ .Values.image.tag }}</w:t>
       </w:r>
     </w:p>
     <w:p>
@@ -4100,169 +3779,92 @@
         </w:rPr>
         <w:t xml:space="preserve">        </w:t>
       </w:r>
-      <w:proofErr w:type="spellStart"/>
-      <w:r>
-        <w:rPr>
-          <w:rFonts w:ascii="Courier New" w:hAnsi="Courier New" w:cs="Courier New"/>
-          <w:sz w:val="20"/>
-          <w:szCs w:val="20"/>
-        </w:rPr>
-        <w:t>imagePullPolicy</w:t>
-      </w:r>
-      <w:proofErr w:type="spellEnd"/>
-      <w:r>
-        <w:rPr>
-          <w:rFonts w:ascii="Courier New" w:hAnsi="Courier New" w:cs="Courier New"/>
-          <w:sz w:val="20"/>
-          <w:szCs w:val="20"/>
-        </w:rPr>
-        <w:t xml:space="preserve">: </w:t>
-      </w:r>
-      <w:proofErr w:type="spellStart"/>
-      <w:r>
-        <w:rPr>
-          <w:rFonts w:ascii="Courier New" w:hAnsi="Courier New" w:cs="Courier New"/>
-          <w:sz w:val="20"/>
-          <w:szCs w:val="20"/>
-        </w:rPr>
-        <w:t>IfNotPresent</w:t>
-      </w:r>
-      <w:proofErr w:type="spellEnd"/>
-    </w:p>
-    <w:p>
-      <w:pPr>
-        <w:pStyle w:val="ac"/>
-        <w:spacing w:line="240" w:lineRule="auto"/>
-        <w:rPr>
-          <w:rFonts w:ascii="Courier New" w:hAnsi="Courier New" w:cs="Courier New"/>
-          <w:sz w:val="20"/>
-          <w:szCs w:val="20"/>
-        </w:rPr>
-      </w:pPr>
-      <w:r>
-        <w:rPr>
-          <w:rFonts w:ascii="Courier New" w:hAnsi="Courier New" w:cs="Courier New"/>
-          <w:sz w:val="20"/>
-          <w:szCs w:val="20"/>
-        </w:rPr>
-        <w:t xml:space="preserve">        </w:t>
-      </w:r>
-      <w:proofErr w:type="spellStart"/>
-      <w:r>
-        <w:rPr>
-          <w:rFonts w:ascii="Courier New" w:hAnsi="Courier New" w:cs="Courier New"/>
-          <w:sz w:val="20"/>
-          <w:szCs w:val="20"/>
-        </w:rPr>
-        <w:t>ports</w:t>
-      </w:r>
-      <w:proofErr w:type="spellEnd"/>
-      <w:r>
-        <w:rPr>
-          <w:rFonts w:ascii="Courier New" w:hAnsi="Courier New" w:cs="Courier New"/>
-          <w:sz w:val="20"/>
-          <w:szCs w:val="20"/>
-        </w:rPr>
-        <w:t>:</w:t>
-      </w:r>
-    </w:p>
-    <w:p>
-      <w:pPr>
-        <w:pStyle w:val="ac"/>
-        <w:spacing w:line="240" w:lineRule="auto"/>
-        <w:rPr>
-          <w:rFonts w:ascii="Courier New" w:hAnsi="Courier New" w:cs="Courier New"/>
-          <w:sz w:val="20"/>
-          <w:szCs w:val="20"/>
-        </w:rPr>
-      </w:pPr>
-      <w:r>
-        <w:rPr>
-          <w:rFonts w:ascii="Courier New" w:hAnsi="Courier New" w:cs="Courier New"/>
-          <w:sz w:val="20"/>
-          <w:szCs w:val="20"/>
-        </w:rPr>
-        <w:t xml:space="preserve">        - </w:t>
-      </w:r>
-      <w:proofErr w:type="spellStart"/>
-      <w:r>
-        <w:rPr>
-          <w:rFonts w:ascii="Courier New" w:hAnsi="Courier New" w:cs="Courier New"/>
-          <w:sz w:val="20"/>
-          <w:szCs w:val="20"/>
-        </w:rPr>
-        <w:t>containerPort</w:t>
-      </w:r>
-      <w:proofErr w:type="spellEnd"/>
-      <w:r>
-        <w:rPr>
-          <w:rFonts w:ascii="Courier New" w:hAnsi="Courier New" w:cs="Courier New"/>
-          <w:sz w:val="20"/>
-          <w:szCs w:val="20"/>
-        </w:rPr>
-        <w:t>: 80</w:t>
-      </w:r>
-    </w:p>
-    <w:p>
-      <w:pPr>
-        <w:pStyle w:val="ac"/>
-        <w:spacing w:line="240" w:lineRule="auto"/>
-        <w:rPr>
-          <w:rFonts w:ascii="Courier New" w:hAnsi="Courier New" w:cs="Courier New"/>
-          <w:sz w:val="20"/>
-          <w:szCs w:val="20"/>
-          <w:lang w:val="en-US"/>
-        </w:rPr>
-      </w:pPr>
-    </w:p>
-    <w:p>
-      <w:pPr>
-        <w:pStyle w:val="ac"/>
-      </w:pPr>
-      <w:r>
-        <w:t xml:space="preserve">Ниже представлен листинг файла </w:t>
-      </w:r>
-      <w:proofErr w:type="spellStart"/>
-      <w:proofErr w:type="gramStart"/>
-      <w:r>
-        <w:t>service.yaml</w:t>
-      </w:r>
-      <w:proofErr w:type="spellEnd"/>
-      <w:proofErr w:type="gramEnd"/>
-      <w:r>
-        <w:t xml:space="preserve">. </w:t>
-      </w:r>
-    </w:p>
-    <w:p>
-      <w:pPr>
-        <w:pStyle w:val="ac"/>
-        <w:spacing w:line="240" w:lineRule="auto"/>
-        <w:rPr>
-          <w:rFonts w:ascii="Courier New" w:hAnsi="Courier New" w:cs="Courier New"/>
-          <w:sz w:val="20"/>
-          <w:szCs w:val="20"/>
-          <w:lang w:val="en-US"/>
-        </w:rPr>
-      </w:pPr>
-      <w:proofErr w:type="spellStart"/>
-      <w:r>
-        <w:rPr>
-          <w:rFonts w:ascii="Courier New" w:hAnsi="Courier New" w:cs="Courier New"/>
-          <w:sz w:val="20"/>
-          <w:szCs w:val="20"/>
-          <w:lang w:val="en-US"/>
-        </w:rPr>
-        <w:t>apiVersion</w:t>
-      </w:r>
-      <w:proofErr w:type="spellEnd"/>
-      <w:r>
-        <w:rPr>
-          <w:rFonts w:ascii="Courier New" w:hAnsi="Courier New" w:cs="Courier New"/>
-          <w:sz w:val="20"/>
-          <w:szCs w:val="20"/>
-          <w:lang w:val="en-US"/>
-        </w:rPr>
-        <w:t>: v1</w:t>
+      <w:r>
+        <w:rPr>
+          <w:rFonts w:ascii="Courier New" w:hAnsi="Courier New" w:cs="Courier New"/>
+          <w:sz w:val="20"/>
+          <w:szCs w:val="20"/>
+        </w:rPr>
+        <w:t>imagePullPolicy: IfNotPresent</w:t>
+      </w:r>
+    </w:p>
+    <w:p>
+      <w:pPr>
+        <w:pStyle w:val="ac"/>
+        <w:spacing w:line="240" w:lineRule="auto"/>
+        <w:rPr>
+          <w:rFonts w:ascii="Courier New" w:hAnsi="Courier New" w:cs="Courier New"/>
+          <w:sz w:val="20"/>
+          <w:szCs w:val="20"/>
+        </w:rPr>
+      </w:pPr>
+      <w:r>
+        <w:rPr>
+          <w:rFonts w:ascii="Courier New" w:hAnsi="Courier New" w:cs="Courier New"/>
+          <w:sz w:val="20"/>
+          <w:szCs w:val="20"/>
+        </w:rPr>
+        <w:t xml:space="preserve">        ports:</w:t>
+      </w:r>
+    </w:p>
+    <w:p>
+      <w:pPr>
+        <w:pStyle w:val="ac"/>
+        <w:spacing w:line="240" w:lineRule="auto"/>
+        <w:rPr>
+          <w:rFonts w:ascii="Courier New" w:hAnsi="Courier New" w:cs="Courier New"/>
+          <w:sz w:val="20"/>
+          <w:szCs w:val="20"/>
+        </w:rPr>
+      </w:pPr>
+      <w:r>
+        <w:rPr>
+          <w:rFonts w:ascii="Courier New" w:hAnsi="Courier New" w:cs="Courier New"/>
+          <w:sz w:val="20"/>
+          <w:szCs w:val="20"/>
+        </w:rPr>
+        <w:t xml:space="preserve">        - containerPort: 80</w:t>
+      </w:r>
+    </w:p>
+    <w:p>
+      <w:pPr>
+        <w:pStyle w:val="ac"/>
+        <w:spacing w:line="240" w:lineRule="auto"/>
+        <w:rPr>
+          <w:rFonts w:ascii="Courier New" w:hAnsi="Courier New" w:cs="Courier New"/>
+          <w:sz w:val="20"/>
+          <w:szCs w:val="20"/>
+          <w:lang w:val="en-US"/>
+        </w:rPr>
+      </w:pPr>
+    </w:p>
+    <w:p>
+      <w:pPr>
+        <w:pStyle w:val="ac"/>
+      </w:pPr>
+      <w:r>
+        <w:t xml:space="preserve">Ниже представлен листинг файла service.yaml. </w:t>
+      </w:r>
+    </w:p>
+    <w:p>
+      <w:pPr>
+        <w:pStyle w:val="ac"/>
+        <w:spacing w:line="240" w:lineRule="auto"/>
+        <w:rPr>
+          <w:rFonts w:ascii="Courier New" w:hAnsi="Courier New" w:cs="Courier New"/>
+          <w:sz w:val="20"/>
+          <w:szCs w:val="20"/>
+          <w:lang w:val="en-US"/>
+        </w:rPr>
+      </w:pPr>
+      <w:r>
+        <w:rPr>
+          <w:rFonts w:ascii="Courier New" w:hAnsi="Courier New" w:cs="Courier New"/>
+          <w:sz w:val="20"/>
+          <w:szCs w:val="20"/>
+          <w:lang w:val="en-US"/>
+        </w:rPr>
+        <w:t>apiVersion: v1</w:t>
       </w:r>
     </w:p>
     <w:p>
@@ -4325,47 +3927,7 @@
           <w:szCs w:val="20"/>
           <w:lang w:val="en-US"/>
         </w:rPr>
-        <w:t xml:space="preserve">  name: </w:t>
-      </w:r>
-      <w:proofErr w:type="gramStart"/>
-      <w:r>
-        <w:rPr>
-          <w:rFonts w:ascii="Courier New" w:hAnsi="Courier New" w:cs="Courier New"/>
-          <w:sz w:val="20"/>
-          <w:szCs w:val="20"/>
-          <w:lang w:val="en-US"/>
-        </w:rPr>
-        <w:t>{{ .</w:t>
-      </w:r>
-      <w:proofErr w:type="spellStart"/>
-      <w:r>
-        <w:rPr>
-          <w:rFonts w:ascii="Courier New" w:hAnsi="Courier New" w:cs="Courier New"/>
-          <w:sz w:val="20"/>
-          <w:szCs w:val="20"/>
-          <w:lang w:val="en-US"/>
-        </w:rPr>
-        <w:t>Release.Name</w:t>
-      </w:r>
-      <w:proofErr w:type="spellEnd"/>
-      <w:r>
-        <w:rPr>
-          <w:rFonts w:ascii="Courier New" w:hAnsi="Courier New" w:cs="Courier New"/>
-          <w:sz w:val="20"/>
-          <w:szCs w:val="20"/>
-          <w:lang w:val="en-US"/>
-        </w:rPr>
-        <w:t xml:space="preserve"> }}-</w:t>
-      </w:r>
-      <w:proofErr w:type="gramEnd"/>
-      <w:r>
-        <w:rPr>
-          <w:rFonts w:ascii="Courier New" w:hAnsi="Courier New" w:cs="Courier New"/>
-          <w:sz w:val="20"/>
-          <w:szCs w:val="20"/>
-          <w:lang w:val="en-US"/>
-        </w:rPr>
-        <w:t>service</w:t>
+        <w:t xml:space="preserve">  name: {{ .Release.Name }}-service</w:t>
       </w:r>
     </w:p>
     <w:p>
@@ -4428,80 +3990,29 @@
           <w:szCs w:val="20"/>
           <w:lang w:val="en-US"/>
         </w:rPr>
-        <w:t xml:space="preserve">    app: </w:t>
-      </w:r>
-      <w:proofErr w:type="gramStart"/>
-      <w:r>
-        <w:rPr>
-          <w:rFonts w:ascii="Courier New" w:hAnsi="Courier New" w:cs="Courier New"/>
-          <w:sz w:val="20"/>
-          <w:szCs w:val="20"/>
-          <w:lang w:val="en-US"/>
-        </w:rPr>
-        <w:t>{{ .</w:t>
-      </w:r>
-      <w:proofErr w:type="spellStart"/>
-      <w:r>
-        <w:rPr>
-          <w:rFonts w:ascii="Courier New" w:hAnsi="Courier New" w:cs="Courier New"/>
-          <w:sz w:val="20"/>
-          <w:szCs w:val="20"/>
-          <w:lang w:val="en-US"/>
-        </w:rPr>
-        <w:t>Release.Name</w:t>
-      </w:r>
-      <w:proofErr w:type="spellEnd"/>
-      <w:r>
-        <w:rPr>
-          <w:rFonts w:ascii="Courier New" w:hAnsi="Courier New" w:cs="Courier New"/>
-          <w:sz w:val="20"/>
-          <w:szCs w:val="20"/>
-          <w:lang w:val="en-US"/>
-        </w:rPr>
-        <w:t xml:space="preserve"> }</w:t>
-      </w:r>
-      <w:proofErr w:type="gramEnd"/>
-      <w:r>
-        <w:rPr>
-          <w:rFonts w:ascii="Courier New" w:hAnsi="Courier New" w:cs="Courier New"/>
-          <w:sz w:val="20"/>
-          <w:szCs w:val="20"/>
-          <w:lang w:val="en-US"/>
-        </w:rPr>
-        <w:t>}</w:t>
-      </w:r>
-    </w:p>
-    <w:p>
-      <w:pPr>
-        <w:pStyle w:val="ac"/>
-        <w:spacing w:line="240" w:lineRule="auto"/>
-        <w:rPr>
-          <w:rFonts w:ascii="Courier New" w:hAnsi="Courier New" w:cs="Courier New"/>
-          <w:sz w:val="20"/>
-          <w:szCs w:val="20"/>
-          <w:lang w:val="en-US"/>
-        </w:rPr>
-      </w:pPr>
-      <w:r>
-        <w:rPr>
-          <w:rFonts w:ascii="Courier New" w:hAnsi="Courier New" w:cs="Courier New"/>
-          <w:sz w:val="20"/>
-          <w:szCs w:val="20"/>
-          <w:lang w:val="en-US"/>
-        </w:rPr>
-        <w:t xml:space="preserve">  type: </w:t>
-      </w:r>
-      <w:proofErr w:type="spellStart"/>
-      <w:r>
-        <w:rPr>
-          <w:rFonts w:ascii="Courier New" w:hAnsi="Courier New" w:cs="Courier New"/>
-          <w:sz w:val="20"/>
-          <w:szCs w:val="20"/>
-          <w:lang w:val="en-US"/>
-        </w:rPr>
-        <w:t>NodePort</w:t>
-      </w:r>
-      <w:proofErr w:type="spellEnd"/>
+        <w:t xml:space="preserve">    app: {{ .Release.Name }}</w:t>
+      </w:r>
+    </w:p>
+    <w:p>
+      <w:pPr>
+        <w:pStyle w:val="ac"/>
+        <w:spacing w:line="240" w:lineRule="auto"/>
+        <w:rPr>
+          <w:rFonts w:ascii="Courier New" w:hAnsi="Courier New" w:cs="Courier New"/>
+          <w:sz w:val="20"/>
+          <w:szCs w:val="20"/>
+          <w:lang w:val="en-US"/>
+        </w:rPr>
+      </w:pPr>
+      <w:r>
+        <w:rPr>
+          <w:rFonts w:ascii="Courier New" w:hAnsi="Courier New" w:cs="Courier New"/>
+          <w:sz w:val="20"/>
+          <w:szCs w:val="20"/>
+          <w:lang w:val="en-US"/>
+        </w:rPr>
+        <w:t xml:space="preserve">  type: NodePort</w:t>
+      </w:r>
     </w:p>
     <w:p>
       <w:pPr>
@@ -4522,97 +4033,51 @@
         </w:rPr>
         <w:t xml:space="preserve">  </w:t>
       </w:r>
-      <w:proofErr w:type="spellStart"/>
-      <w:r>
-        <w:rPr>
-          <w:rFonts w:ascii="Courier New" w:hAnsi="Courier New" w:cs="Courier New"/>
-          <w:sz w:val="20"/>
-          <w:szCs w:val="20"/>
-        </w:rPr>
-        <w:t>ports</w:t>
-      </w:r>
-      <w:proofErr w:type="spellEnd"/>
-      <w:r>
-        <w:rPr>
-          <w:rFonts w:ascii="Courier New" w:hAnsi="Courier New" w:cs="Courier New"/>
-          <w:sz w:val="20"/>
-          <w:szCs w:val="20"/>
-        </w:rPr>
-        <w:t>:</w:t>
-      </w:r>
-    </w:p>
-    <w:p>
-      <w:pPr>
-        <w:pStyle w:val="ac"/>
-        <w:spacing w:line="240" w:lineRule="auto"/>
-        <w:rPr>
-          <w:rFonts w:ascii="Courier New" w:hAnsi="Courier New" w:cs="Courier New"/>
-          <w:sz w:val="20"/>
-          <w:szCs w:val="20"/>
-        </w:rPr>
-      </w:pPr>
-      <w:r>
-        <w:rPr>
-          <w:rFonts w:ascii="Courier New" w:hAnsi="Courier New" w:cs="Courier New"/>
-          <w:sz w:val="20"/>
-          <w:szCs w:val="20"/>
-        </w:rPr>
-        <w:t xml:space="preserve">    - </w:t>
-      </w:r>
-      <w:proofErr w:type="spellStart"/>
-      <w:r>
-        <w:rPr>
-          <w:rFonts w:ascii="Courier New" w:hAnsi="Courier New" w:cs="Courier New"/>
-          <w:sz w:val="20"/>
-          <w:szCs w:val="20"/>
-        </w:rPr>
-        <w:t>port</w:t>
-      </w:r>
-      <w:proofErr w:type="spellEnd"/>
-      <w:r>
-        <w:rPr>
-          <w:rFonts w:ascii="Courier New" w:hAnsi="Courier New" w:cs="Courier New"/>
-          <w:sz w:val="20"/>
-          <w:szCs w:val="20"/>
-        </w:rPr>
-        <w:t>: 8080</w:t>
-      </w:r>
-    </w:p>
-    <w:p>
-      <w:pPr>
-        <w:pStyle w:val="ac"/>
-        <w:spacing w:line="240" w:lineRule="auto"/>
-        <w:rPr>
-          <w:rFonts w:ascii="Courier New" w:hAnsi="Courier New" w:cs="Courier New"/>
-          <w:sz w:val="20"/>
-          <w:szCs w:val="20"/>
-        </w:rPr>
-      </w:pPr>
-      <w:r>
-        <w:rPr>
-          <w:rFonts w:ascii="Courier New" w:hAnsi="Courier New" w:cs="Courier New"/>
-          <w:sz w:val="20"/>
-          <w:szCs w:val="20"/>
-        </w:rPr>
-        <w:t xml:space="preserve">      </w:t>
-      </w:r>
-      <w:proofErr w:type="spellStart"/>
-      <w:r>
-        <w:rPr>
-          <w:rFonts w:ascii="Courier New" w:hAnsi="Courier New" w:cs="Courier New"/>
-          <w:sz w:val="20"/>
-          <w:szCs w:val="20"/>
-        </w:rPr>
-        <w:t>targetPort</w:t>
-      </w:r>
-      <w:proofErr w:type="spellEnd"/>
-      <w:r>
-        <w:rPr>
-          <w:rFonts w:ascii="Courier New" w:hAnsi="Courier New" w:cs="Courier New"/>
-          <w:sz w:val="20"/>
-          <w:szCs w:val="20"/>
-        </w:rPr>
-        <w:t>: 80</w:t>
+      <w:r>
+        <w:rPr>
+          <w:rFonts w:ascii="Courier New" w:hAnsi="Courier New" w:cs="Courier New"/>
+          <w:sz w:val="20"/>
+          <w:szCs w:val="20"/>
+        </w:rPr>
+        <w:t>ports:</w:t>
+      </w:r>
+    </w:p>
+    <w:p>
+      <w:pPr>
+        <w:pStyle w:val="ac"/>
+        <w:spacing w:line="240" w:lineRule="auto"/>
+        <w:rPr>
+          <w:rFonts w:ascii="Courier New" w:hAnsi="Courier New" w:cs="Courier New"/>
+          <w:sz w:val="20"/>
+          <w:szCs w:val="20"/>
+        </w:rPr>
+      </w:pPr>
+      <w:r>
+        <w:rPr>
+          <w:rFonts w:ascii="Courier New" w:hAnsi="Courier New" w:cs="Courier New"/>
+          <w:sz w:val="20"/>
+          <w:szCs w:val="20"/>
+        </w:rPr>
+        <w:t xml:space="preserve">    - port: 8080</w:t>
+      </w:r>
+    </w:p>
+    <w:p>
+      <w:pPr>
+        <w:pStyle w:val="ac"/>
+        <w:spacing w:line="240" w:lineRule="auto"/>
+        <w:rPr>
+          <w:rFonts w:ascii="Courier New" w:hAnsi="Courier New" w:cs="Courier New"/>
+          <w:sz w:val="20"/>
+          <w:szCs w:val="20"/>
+        </w:rPr>
+      </w:pPr>
+      <w:r>
+        <w:rPr>
+          <w:rFonts w:ascii="Courier New" w:hAnsi="Courier New" w:cs="Courier New"/>
+          <w:sz w:val="20"/>
+          <w:szCs w:val="20"/>
+        </w:rPr>
+        <w:t xml:space="preserve">      targetPort: 80</w:t>
       </w:r>
     </w:p>
     <w:sectPr>
